--- a/Estate_Test_Cases/Case1/Case1_05_Healthcare_Proxy_and_Living_Will_Arthur_Pendelton.docx
+++ b/Estate_Test_Cases/Case1/Case1_05_Healthcare_Proxy_and_Living_Will_Arthur_Pendelton.docx
@@ -87,7 +87,7 @@
       <w:r>
         <w:t>If my Primary Healthcare Agent is unwilling, unable, or unavailable to act, I appoint:</w:t>
         <w:br/>
-        <w:t>• First Alternate Agent: Julian M. Pendelton, Relationship: Brother, Phone: (404) 555-0199</w:t>
+        <w:t>• First Alternate Agent: Graham M. Pendelton, Relationship: Brother, Phone: (404) 555-0199</w:t>
         <w:br/>
         <w:t>• Second Alternate Agent: Clara Vance, Relationship: Sister-in-Law, Phone: (512) 555-0188</w:t>
       </w:r>
